--- a/tests/fixtures/docx-authored/fpzg--project--diplomski--neuredan.docx
+++ b/tests/fixtures/docx-authored/fpzg--project--diplomski--neuredan.docx
@@ -58,7 +58,7 @@
       <w:pPr>
         <w:pStyle w:val="BodyText"/>
         <w:bidi w:val="0"/>
-        <w:spacing w:lineRule="auto" w:line="360" w:before="0" w:after="120"/>
+        <w:spacing w:lineRule="auto" w:line="240" w:before="0" w:after="340"/>
         <w:jc w:val="both"/>
         <w:rPr/>
       </w:pPr>
@@ -83,7 +83,7 @@
       <w:pPr>
         <w:pStyle w:val="BodyText"/>
         <w:bidi w:val="0"/>
-        <w:spacing w:lineRule="auto" w:line="360" w:before="0" w:after="120"/>
+        <w:spacing w:lineRule="auto" w:line="240" w:before="0" w:after="340"/>
         <w:jc w:val="both"/>
         <w:rPr/>
       </w:pPr>
@@ -321,67 +321,67 @@
       <w:pPr>
         <w:pStyle w:val="BodyText"/>
         <w:bidi w:val="0"/>
-        <w:spacing w:lineRule="auto" w:line="360" w:before="0" w:after="120"/>
-        <w:jc w:val="both"/>
-        <w:rPr/>
-      </w:pPr>
-      <w:r>
-        <w:rPr/>
-      </w:r>
-    </w:p>
-    <w:p>
-      <w:pPr>
-        <w:pStyle w:val="BodyText"/>
-        <w:bidi w:val="0"/>
-        <w:spacing w:lineRule="auto" w:line="360" w:before="0" w:after="120"/>
-        <w:jc w:val="both"/>
-        <w:rPr/>
-      </w:pPr>
-      <w:r>
-        <w:rPr/>
-      </w:r>
-    </w:p>
-    <w:p>
-      <w:pPr>
-        <w:pStyle w:val="BodyText"/>
-        <w:bidi w:val="0"/>
-        <w:spacing w:lineRule="auto" w:line="360" w:before="0" w:after="120"/>
-        <w:jc w:val="both"/>
-        <w:rPr/>
-      </w:pPr>
-      <w:r>
-        <w:rPr/>
-      </w:r>
-    </w:p>
-    <w:p>
-      <w:pPr>
-        <w:pStyle w:val="BodyText"/>
-        <w:bidi w:val="0"/>
-        <w:spacing w:lineRule="auto" w:line="360" w:before="0" w:after="120"/>
-        <w:jc w:val="both"/>
-        <w:rPr/>
-      </w:pPr>
-      <w:r>
-        <w:rPr/>
-      </w:r>
-    </w:p>
-    <w:p>
-      <w:pPr>
-        <w:pStyle w:val="BodyText"/>
-        <w:bidi w:val="0"/>
-        <w:spacing w:lineRule="auto" w:line="360" w:before="0" w:after="120"/>
-        <w:jc w:val="both"/>
-        <w:rPr/>
-      </w:pPr>
-      <w:r>
-        <w:rPr/>
-      </w:r>
-    </w:p>
-    <w:p>
-      <w:pPr>
-        <w:pStyle w:val="BodyText"/>
-        <w:bidi w:val="0"/>
-        <w:spacing w:lineRule="auto" w:line="360" w:before="0" w:after="120"/>
+        <w:spacing w:lineRule="auto" w:line="240" w:before="0" w:after="340"/>
+        <w:jc w:val="both"/>
+        <w:rPr/>
+      </w:pPr>
+      <w:r>
+        <w:rPr/>
+      </w:r>
+    </w:p>
+    <w:p>
+      <w:pPr>
+        <w:pStyle w:val="BodyText"/>
+        <w:bidi w:val="0"/>
+        <w:spacing w:lineRule="auto" w:line="240" w:before="0" w:after="340"/>
+        <w:jc w:val="both"/>
+        <w:rPr/>
+      </w:pPr>
+      <w:r>
+        <w:rPr/>
+      </w:r>
+    </w:p>
+    <w:p>
+      <w:pPr>
+        <w:pStyle w:val="BodyText"/>
+        <w:bidi w:val="0"/>
+        <w:spacing w:lineRule="auto" w:line="240" w:before="0" w:after="340"/>
+        <w:jc w:val="both"/>
+        <w:rPr/>
+      </w:pPr>
+      <w:r>
+        <w:rPr/>
+      </w:r>
+    </w:p>
+    <w:p>
+      <w:pPr>
+        <w:pStyle w:val="BodyText"/>
+        <w:bidi w:val="0"/>
+        <w:spacing w:lineRule="auto" w:line="240" w:before="0" w:after="340"/>
+        <w:jc w:val="both"/>
+        <w:rPr/>
+      </w:pPr>
+      <w:r>
+        <w:rPr/>
+      </w:r>
+    </w:p>
+    <w:p>
+      <w:pPr>
+        <w:pStyle w:val="BodyText"/>
+        <w:bidi w:val="0"/>
+        <w:spacing w:lineRule="auto" w:line="240" w:before="0" w:after="340"/>
+        <w:jc w:val="both"/>
+        <w:rPr/>
+      </w:pPr>
+      <w:r>
+        <w:rPr/>
+      </w:r>
+    </w:p>
+    <w:p>
+      <w:pPr>
+        <w:pStyle w:val="BodyText"/>
+        <w:bidi w:val="0"/>
+        <w:spacing w:lineRule="auto" w:line="240" w:before="0" w:after="340"/>
         <w:jc w:val="both"/>
         <w:rPr/>
       </w:pPr>
@@ -405,7 +405,7 @@
       <w:pPr>
         <w:pStyle w:val="BodyText"/>
         <w:bidi w:val="0"/>
-        <w:spacing w:lineRule="auto" w:line="360" w:before="0" w:after="120"/>
+        <w:spacing w:lineRule="auto" w:line="240" w:before="0" w:after="340"/>
         <w:jc w:val="both"/>
         <w:rPr/>
       </w:pPr>
@@ -425,7 +425,7 @@
       <w:pPr>
         <w:pStyle w:val="BodyText"/>
         <w:bidi w:val="0"/>
-        <w:spacing w:lineRule="auto" w:line="360" w:before="0" w:after="120"/>
+        <w:spacing w:lineRule="auto" w:line="240" w:before="0" w:after="340"/>
         <w:jc w:val="both"/>
         <w:rPr/>
       </w:pPr>
@@ -445,67 +445,67 @@
       <w:pPr>
         <w:pStyle w:val="BodyText"/>
         <w:bidi w:val="0"/>
-        <w:spacing w:lineRule="auto" w:line="360" w:before="0" w:after="120"/>
-        <w:jc w:val="both"/>
-        <w:rPr/>
-      </w:pPr>
-      <w:r>
-        <w:rPr/>
-      </w:r>
-    </w:p>
-    <w:p>
-      <w:pPr>
-        <w:pStyle w:val="BodyText"/>
-        <w:bidi w:val="0"/>
-        <w:spacing w:lineRule="auto" w:line="360" w:before="0" w:after="120"/>
-        <w:jc w:val="both"/>
-        <w:rPr/>
-      </w:pPr>
-      <w:r>
-        <w:rPr/>
-      </w:r>
-    </w:p>
-    <w:p>
-      <w:pPr>
-        <w:pStyle w:val="BodyText"/>
-        <w:bidi w:val="0"/>
-        <w:spacing w:lineRule="auto" w:line="360" w:before="0" w:after="120"/>
-        <w:jc w:val="both"/>
-        <w:rPr/>
-      </w:pPr>
-      <w:r>
-        <w:rPr/>
-      </w:r>
-    </w:p>
-    <w:p>
-      <w:pPr>
-        <w:pStyle w:val="BodyText"/>
-        <w:bidi w:val="0"/>
-        <w:spacing w:lineRule="auto" w:line="360" w:before="0" w:after="120"/>
-        <w:jc w:val="both"/>
-        <w:rPr/>
-      </w:pPr>
-      <w:r>
-        <w:rPr/>
-      </w:r>
-    </w:p>
-    <w:p>
-      <w:pPr>
-        <w:pStyle w:val="BodyText"/>
-        <w:bidi w:val="0"/>
-        <w:spacing w:lineRule="auto" w:line="360" w:before="0" w:after="120"/>
-        <w:jc w:val="both"/>
-        <w:rPr/>
-      </w:pPr>
-      <w:r>
-        <w:rPr/>
-      </w:r>
-    </w:p>
-    <w:p>
-      <w:pPr>
-        <w:pStyle w:val="BodyText"/>
-        <w:bidi w:val="0"/>
-        <w:spacing w:lineRule="auto" w:line="360" w:before="0" w:after="120"/>
+        <w:spacing w:lineRule="auto" w:line="240" w:before="0" w:after="340"/>
+        <w:jc w:val="both"/>
+        <w:rPr/>
+      </w:pPr>
+      <w:r>
+        <w:rPr/>
+      </w:r>
+    </w:p>
+    <w:p>
+      <w:pPr>
+        <w:pStyle w:val="BodyText"/>
+        <w:bidi w:val="0"/>
+        <w:spacing w:lineRule="auto" w:line="240" w:before="0" w:after="340"/>
+        <w:jc w:val="both"/>
+        <w:rPr/>
+      </w:pPr>
+      <w:r>
+        <w:rPr/>
+      </w:r>
+    </w:p>
+    <w:p>
+      <w:pPr>
+        <w:pStyle w:val="BodyText"/>
+        <w:bidi w:val="0"/>
+        <w:spacing w:lineRule="auto" w:line="240" w:before="0" w:after="340"/>
+        <w:jc w:val="both"/>
+        <w:rPr/>
+      </w:pPr>
+      <w:r>
+        <w:rPr/>
+      </w:r>
+    </w:p>
+    <w:p>
+      <w:pPr>
+        <w:pStyle w:val="BodyText"/>
+        <w:bidi w:val="0"/>
+        <w:spacing w:lineRule="auto" w:line="240" w:before="0" w:after="340"/>
+        <w:jc w:val="both"/>
+        <w:rPr/>
+      </w:pPr>
+      <w:r>
+        <w:rPr/>
+      </w:r>
+    </w:p>
+    <w:p>
+      <w:pPr>
+        <w:pStyle w:val="BodyText"/>
+        <w:bidi w:val="0"/>
+        <w:spacing w:lineRule="auto" w:line="240" w:before="0" w:after="340"/>
+        <w:jc w:val="both"/>
+        <w:rPr/>
+      </w:pPr>
+      <w:r>
+        <w:rPr/>
+      </w:r>
+    </w:p>
+    <w:p>
+      <w:pPr>
+        <w:pStyle w:val="BodyText"/>
+        <w:bidi w:val="0"/>
+        <w:spacing w:lineRule="auto" w:line="240" w:before="0" w:after="340"/>
         <w:jc w:val="both"/>
         <w:rPr/>
       </w:pPr>
@@ -529,7 +529,7 @@
       <w:pPr>
         <w:pStyle w:val="BodyText"/>
         <w:bidi w:val="0"/>
-        <w:spacing w:lineRule="auto" w:line="360" w:before="0" w:after="120"/>
+        <w:spacing w:lineRule="auto" w:line="240" w:before="0" w:after="340"/>
         <w:jc w:val="both"/>
         <w:rPr/>
       </w:pPr>
@@ -542,7 +542,7 @@
       <w:pPr>
         <w:pStyle w:val="BodyText"/>
         <w:bidi w:val="0"/>
-        <w:spacing w:lineRule="auto" w:line="360" w:before="0" w:after="120"/>
+        <w:spacing w:lineRule="auto" w:line="240" w:before="0" w:after="340"/>
         <w:jc w:val="both"/>
         <w:rPr/>
       </w:pPr>
@@ -555,67 +555,67 @@
       <w:pPr>
         <w:pStyle w:val="BodyText"/>
         <w:bidi w:val="0"/>
-        <w:spacing w:lineRule="auto" w:line="360" w:before="0" w:after="120"/>
-        <w:jc w:val="both"/>
-        <w:rPr/>
-      </w:pPr>
-      <w:r>
-        <w:rPr/>
-      </w:r>
-    </w:p>
-    <w:p>
-      <w:pPr>
-        <w:pStyle w:val="BodyText"/>
-        <w:bidi w:val="0"/>
-        <w:spacing w:lineRule="auto" w:line="360" w:before="0" w:after="120"/>
-        <w:jc w:val="both"/>
-        <w:rPr/>
-      </w:pPr>
-      <w:r>
-        <w:rPr/>
-      </w:r>
-    </w:p>
-    <w:p>
-      <w:pPr>
-        <w:pStyle w:val="BodyText"/>
-        <w:bidi w:val="0"/>
-        <w:spacing w:lineRule="auto" w:line="360" w:before="0" w:after="120"/>
-        <w:jc w:val="both"/>
-        <w:rPr/>
-      </w:pPr>
-      <w:r>
-        <w:rPr/>
-      </w:r>
-    </w:p>
-    <w:p>
-      <w:pPr>
-        <w:pStyle w:val="BodyText"/>
-        <w:bidi w:val="0"/>
-        <w:spacing w:lineRule="auto" w:line="360" w:before="0" w:after="120"/>
-        <w:jc w:val="both"/>
-        <w:rPr/>
-      </w:pPr>
-      <w:r>
-        <w:rPr/>
-      </w:r>
-    </w:p>
-    <w:p>
-      <w:pPr>
-        <w:pStyle w:val="BodyText"/>
-        <w:bidi w:val="0"/>
-        <w:spacing w:lineRule="auto" w:line="360" w:before="0" w:after="120"/>
-        <w:jc w:val="both"/>
-        <w:rPr/>
-      </w:pPr>
-      <w:r>
-        <w:rPr/>
-      </w:r>
-    </w:p>
-    <w:p>
-      <w:pPr>
-        <w:pStyle w:val="BodyText"/>
-        <w:bidi w:val="0"/>
-        <w:spacing w:lineRule="auto" w:line="360" w:before="0" w:after="120"/>
+        <w:spacing w:lineRule="auto" w:line="240" w:before="0" w:after="340"/>
+        <w:jc w:val="both"/>
+        <w:rPr/>
+      </w:pPr>
+      <w:r>
+        <w:rPr/>
+      </w:r>
+    </w:p>
+    <w:p>
+      <w:pPr>
+        <w:pStyle w:val="BodyText"/>
+        <w:bidi w:val="0"/>
+        <w:spacing w:lineRule="auto" w:line="240" w:before="0" w:after="340"/>
+        <w:jc w:val="both"/>
+        <w:rPr/>
+      </w:pPr>
+      <w:r>
+        <w:rPr/>
+      </w:r>
+    </w:p>
+    <w:p>
+      <w:pPr>
+        <w:pStyle w:val="BodyText"/>
+        <w:bidi w:val="0"/>
+        <w:spacing w:lineRule="auto" w:line="240" w:before="0" w:after="340"/>
+        <w:jc w:val="both"/>
+        <w:rPr/>
+      </w:pPr>
+      <w:r>
+        <w:rPr/>
+      </w:r>
+    </w:p>
+    <w:p>
+      <w:pPr>
+        <w:pStyle w:val="BodyText"/>
+        <w:bidi w:val="0"/>
+        <w:spacing w:lineRule="auto" w:line="240" w:before="0" w:after="340"/>
+        <w:jc w:val="both"/>
+        <w:rPr/>
+      </w:pPr>
+      <w:r>
+        <w:rPr/>
+      </w:r>
+    </w:p>
+    <w:p>
+      <w:pPr>
+        <w:pStyle w:val="BodyText"/>
+        <w:bidi w:val="0"/>
+        <w:spacing w:lineRule="auto" w:line="240" w:before="0" w:after="340"/>
+        <w:jc w:val="both"/>
+        <w:rPr/>
+      </w:pPr>
+      <w:r>
+        <w:rPr/>
+      </w:r>
+    </w:p>
+    <w:p>
+      <w:pPr>
+        <w:pStyle w:val="BodyText"/>
+        <w:bidi w:val="0"/>
+        <w:spacing w:lineRule="auto" w:line="240" w:before="0" w:after="340"/>
         <w:jc w:val="both"/>
         <w:rPr/>
       </w:pPr>
@@ -641,7 +641,7 @@
       <w:pPr>
         <w:pStyle w:val="BodyText"/>
         <w:bidi w:val="0"/>
-        <w:spacing w:lineRule="auto" w:line="360" w:before="0" w:after="120"/>
+        <w:spacing w:lineRule="auto" w:line="240" w:before="0" w:after="340"/>
         <w:jc w:val="both"/>
         <w:rPr/>
       </w:pPr>
@@ -660,7 +660,7 @@
       <w:pPr>
         <w:pStyle w:val="BodyText"/>
         <w:bidi w:val="0"/>
-        <w:spacing w:lineRule="auto" w:line="360" w:before="0" w:after="120"/>
+        <w:spacing w:lineRule="auto" w:line="240" w:before="0" w:after="340"/>
         <w:jc w:val="both"/>
         <w:rPr/>
       </w:pPr>
@@ -679,67 +679,67 @@
       <w:pPr>
         <w:pStyle w:val="BodyText"/>
         <w:bidi w:val="0"/>
-        <w:spacing w:lineRule="auto" w:line="360" w:before="0" w:after="120"/>
-        <w:jc w:val="both"/>
-        <w:rPr/>
-      </w:pPr>
-      <w:r>
-        <w:rPr/>
-      </w:r>
-    </w:p>
-    <w:p>
-      <w:pPr>
-        <w:pStyle w:val="BodyText"/>
-        <w:bidi w:val="0"/>
-        <w:spacing w:lineRule="auto" w:line="360" w:before="0" w:after="120"/>
-        <w:jc w:val="both"/>
-        <w:rPr/>
-      </w:pPr>
-      <w:r>
-        <w:rPr/>
-      </w:r>
-    </w:p>
-    <w:p>
-      <w:pPr>
-        <w:pStyle w:val="BodyText"/>
-        <w:bidi w:val="0"/>
-        <w:spacing w:lineRule="auto" w:line="360" w:before="0" w:after="120"/>
-        <w:jc w:val="both"/>
-        <w:rPr/>
-      </w:pPr>
-      <w:r>
-        <w:rPr/>
-      </w:r>
-    </w:p>
-    <w:p>
-      <w:pPr>
-        <w:pStyle w:val="BodyText"/>
-        <w:bidi w:val="0"/>
-        <w:spacing w:lineRule="auto" w:line="360" w:before="0" w:after="120"/>
-        <w:jc w:val="both"/>
-        <w:rPr/>
-      </w:pPr>
-      <w:r>
-        <w:rPr/>
-      </w:r>
-    </w:p>
-    <w:p>
-      <w:pPr>
-        <w:pStyle w:val="BodyText"/>
-        <w:bidi w:val="0"/>
-        <w:spacing w:lineRule="auto" w:line="360" w:before="0" w:after="120"/>
-        <w:jc w:val="both"/>
-        <w:rPr/>
-      </w:pPr>
-      <w:r>
-        <w:rPr/>
-      </w:r>
-    </w:p>
-    <w:p>
-      <w:pPr>
-        <w:pStyle w:val="BodyText"/>
-        <w:bidi w:val="0"/>
-        <w:spacing w:lineRule="auto" w:line="360" w:before="0" w:after="120"/>
+        <w:spacing w:lineRule="auto" w:line="240" w:before="0" w:after="340"/>
+        <w:jc w:val="both"/>
+        <w:rPr/>
+      </w:pPr>
+      <w:r>
+        <w:rPr/>
+      </w:r>
+    </w:p>
+    <w:p>
+      <w:pPr>
+        <w:pStyle w:val="BodyText"/>
+        <w:bidi w:val="0"/>
+        <w:spacing w:lineRule="auto" w:line="240" w:before="0" w:after="340"/>
+        <w:jc w:val="both"/>
+        <w:rPr/>
+      </w:pPr>
+      <w:r>
+        <w:rPr/>
+      </w:r>
+    </w:p>
+    <w:p>
+      <w:pPr>
+        <w:pStyle w:val="BodyText"/>
+        <w:bidi w:val="0"/>
+        <w:spacing w:lineRule="auto" w:line="240" w:before="0" w:after="340"/>
+        <w:jc w:val="both"/>
+        <w:rPr/>
+      </w:pPr>
+      <w:r>
+        <w:rPr/>
+      </w:r>
+    </w:p>
+    <w:p>
+      <w:pPr>
+        <w:pStyle w:val="BodyText"/>
+        <w:bidi w:val="0"/>
+        <w:spacing w:lineRule="auto" w:line="240" w:before="0" w:after="340"/>
+        <w:jc w:val="both"/>
+        <w:rPr/>
+      </w:pPr>
+      <w:r>
+        <w:rPr/>
+      </w:r>
+    </w:p>
+    <w:p>
+      <w:pPr>
+        <w:pStyle w:val="BodyText"/>
+        <w:bidi w:val="0"/>
+        <w:spacing w:lineRule="auto" w:line="240" w:before="0" w:after="340"/>
+        <w:jc w:val="both"/>
+        <w:rPr/>
+      </w:pPr>
+      <w:r>
+        <w:rPr/>
+      </w:r>
+    </w:p>
+    <w:p>
+      <w:pPr>
+        <w:pStyle w:val="BodyText"/>
+        <w:bidi w:val="0"/>
+        <w:spacing w:lineRule="auto" w:line="240" w:before="0" w:after="340"/>
         <w:jc w:val="both"/>
         <w:rPr/>
       </w:pPr>
@@ -765,7 +765,7 @@
       <w:pPr>
         <w:pStyle w:val="BodyText"/>
         <w:bidi w:val="0"/>
-        <w:spacing w:lineRule="auto" w:line="360" w:before="0" w:after="120"/>
+        <w:spacing w:lineRule="auto" w:line="240" w:before="0" w:after="340"/>
         <w:jc w:val="both"/>
         <w:rPr/>
       </w:pPr>
@@ -784,7 +784,7 @@
       <w:pPr>
         <w:pStyle w:val="BodyText"/>
         <w:bidi w:val="0"/>
-        <w:spacing w:lineRule="auto" w:line="360" w:before="0" w:after="120"/>
+        <w:spacing w:lineRule="auto" w:line="240" w:before="0" w:after="340"/>
         <w:jc w:val="both"/>
         <w:rPr/>
       </w:pPr>
@@ -797,7 +797,7 @@
       <w:pPr>
         <w:pStyle w:val="BodyText"/>
         <w:bidi w:val="0"/>
-        <w:spacing w:lineRule="auto" w:line="360" w:before="0" w:after="120"/>
+        <w:spacing w:lineRule="auto" w:line="240" w:before="0" w:after="340"/>
         <w:jc w:val="both"/>
         <w:rPr/>
       </w:pPr>
@@ -810,7 +810,7 @@
       <w:pPr>
         <w:pStyle w:val="BodyText"/>
         <w:bidi w:val="0"/>
-        <w:spacing w:lineRule="auto" w:line="360" w:before="0" w:after="120"/>
+        <w:spacing w:lineRule="auto" w:line="240" w:before="0" w:after="340"/>
         <w:jc w:val="both"/>
         <w:rPr/>
       </w:pPr>
@@ -823,7 +823,7 @@
       <w:pPr>
         <w:pStyle w:val="BodyText"/>
         <w:bidi w:val="0"/>
-        <w:spacing w:lineRule="auto" w:line="360" w:before="0" w:after="120"/>
+        <w:spacing w:lineRule="auto" w:line="240" w:before="0" w:after="340"/>
         <w:jc w:val="both"/>
         <w:rPr/>
       </w:pPr>
@@ -836,7 +836,7 @@
       <w:pPr>
         <w:pStyle w:val="BodyText"/>
         <w:bidi w:val="0"/>
-        <w:spacing w:lineRule="auto" w:line="360" w:before="0" w:after="120"/>
+        <w:spacing w:lineRule="auto" w:line="240" w:before="0" w:after="340"/>
         <w:jc w:val="both"/>
         <w:rPr/>
       </w:pPr>
@@ -849,67 +849,67 @@
       <w:pPr>
         <w:pStyle w:val="BodyText"/>
         <w:bidi w:val="0"/>
-        <w:spacing w:lineRule="auto" w:line="360" w:before="0" w:after="120"/>
-        <w:jc w:val="both"/>
-        <w:rPr/>
-      </w:pPr>
-      <w:r>
-        <w:rPr/>
-      </w:r>
-    </w:p>
-    <w:p>
-      <w:pPr>
-        <w:pStyle w:val="BodyText"/>
-        <w:bidi w:val="0"/>
-        <w:spacing w:lineRule="auto" w:line="360" w:before="0" w:after="120"/>
-        <w:jc w:val="both"/>
-        <w:rPr/>
-      </w:pPr>
-      <w:r>
-        <w:rPr/>
-      </w:r>
-    </w:p>
-    <w:p>
-      <w:pPr>
-        <w:pStyle w:val="BodyText"/>
-        <w:bidi w:val="0"/>
-        <w:spacing w:lineRule="auto" w:line="360" w:before="0" w:after="120"/>
-        <w:jc w:val="both"/>
-        <w:rPr/>
-      </w:pPr>
-      <w:r>
-        <w:rPr/>
-      </w:r>
-    </w:p>
-    <w:p>
-      <w:pPr>
-        <w:pStyle w:val="BodyText"/>
-        <w:bidi w:val="0"/>
-        <w:spacing w:lineRule="auto" w:line="360" w:before="0" w:after="120"/>
-        <w:jc w:val="both"/>
-        <w:rPr/>
-      </w:pPr>
-      <w:r>
-        <w:rPr/>
-      </w:r>
-    </w:p>
-    <w:p>
-      <w:pPr>
-        <w:pStyle w:val="BodyText"/>
-        <w:bidi w:val="0"/>
-        <w:spacing w:lineRule="auto" w:line="360" w:before="0" w:after="120"/>
-        <w:jc w:val="both"/>
-        <w:rPr/>
-      </w:pPr>
-      <w:r>
-        <w:rPr/>
-      </w:r>
-    </w:p>
-    <w:p>
-      <w:pPr>
-        <w:pStyle w:val="BodyText"/>
-        <w:bidi w:val="0"/>
-        <w:spacing w:lineRule="auto" w:line="360" w:before="0" w:after="120"/>
+        <w:spacing w:lineRule="auto" w:line="240" w:before="0" w:after="340"/>
+        <w:jc w:val="both"/>
+        <w:rPr/>
+      </w:pPr>
+      <w:r>
+        <w:rPr/>
+      </w:r>
+    </w:p>
+    <w:p>
+      <w:pPr>
+        <w:pStyle w:val="BodyText"/>
+        <w:bidi w:val="0"/>
+        <w:spacing w:lineRule="auto" w:line="240" w:before="0" w:after="340"/>
+        <w:jc w:val="both"/>
+        <w:rPr/>
+      </w:pPr>
+      <w:r>
+        <w:rPr/>
+      </w:r>
+    </w:p>
+    <w:p>
+      <w:pPr>
+        <w:pStyle w:val="BodyText"/>
+        <w:bidi w:val="0"/>
+        <w:spacing w:lineRule="auto" w:line="240" w:before="0" w:after="340"/>
+        <w:jc w:val="both"/>
+        <w:rPr/>
+      </w:pPr>
+      <w:r>
+        <w:rPr/>
+      </w:r>
+    </w:p>
+    <w:p>
+      <w:pPr>
+        <w:pStyle w:val="BodyText"/>
+        <w:bidi w:val="0"/>
+        <w:spacing w:lineRule="auto" w:line="240" w:before="0" w:after="340"/>
+        <w:jc w:val="both"/>
+        <w:rPr/>
+      </w:pPr>
+      <w:r>
+        <w:rPr/>
+      </w:r>
+    </w:p>
+    <w:p>
+      <w:pPr>
+        <w:pStyle w:val="BodyText"/>
+        <w:bidi w:val="0"/>
+        <w:spacing w:lineRule="auto" w:line="240" w:before="0" w:after="340"/>
+        <w:jc w:val="both"/>
+        <w:rPr/>
+      </w:pPr>
+      <w:r>
+        <w:rPr/>
+      </w:r>
+    </w:p>
+    <w:p>
+      <w:pPr>
+        <w:pStyle w:val="BodyText"/>
+        <w:bidi w:val="0"/>
+        <w:spacing w:lineRule="auto" w:line="240" w:before="0" w:after="340"/>
         <w:jc w:val="both"/>
         <w:rPr/>
       </w:pPr>
@@ -935,7 +935,7 @@
       <w:pPr>
         <w:pStyle w:val="BodyText"/>
         <w:bidi w:val="0"/>
-        <w:spacing w:lineRule="auto" w:line="360" w:before="0" w:after="120"/>
+        <w:spacing w:lineRule="auto" w:line="240" w:before="0" w:after="340"/>
         <w:jc w:val="both"/>
         <w:rPr/>
       </w:pPr>
@@ -948,7 +948,7 @@
       <w:pPr>
         <w:pStyle w:val="BodyText"/>
         <w:bidi w:val="0"/>
-        <w:spacing w:lineRule="auto" w:line="360" w:before="0" w:after="120"/>
+        <w:spacing w:lineRule="auto" w:line="240" w:before="0" w:after="340"/>
         <w:jc w:val="both"/>
         <w:rPr/>
       </w:pPr>
@@ -961,7 +961,7 @@
       <w:pPr>
         <w:pStyle w:val="BodyText"/>
         <w:bidi w:val="0"/>
-        <w:spacing w:lineRule="auto" w:line="360" w:before="0" w:after="120"/>
+        <w:spacing w:lineRule="auto" w:line="240" w:before="0" w:after="340"/>
         <w:jc w:val="both"/>
         <w:rPr/>
       </w:pPr>
@@ -974,7 +974,7 @@
       <w:pPr>
         <w:pStyle w:val="BodyText"/>
         <w:bidi w:val="0"/>
-        <w:spacing w:lineRule="auto" w:line="360" w:before="0" w:after="120"/>
+        <w:spacing w:lineRule="auto" w:line="240" w:before="0" w:after="340"/>
         <w:jc w:val="both"/>
         <w:rPr/>
       </w:pPr>
@@ -987,7 +987,7 @@
       <w:pPr>
         <w:pStyle w:val="BodyText"/>
         <w:bidi w:val="0"/>
-        <w:spacing w:lineRule="auto" w:line="360" w:before="0" w:after="120"/>
+        <w:spacing w:lineRule="auto" w:line="240" w:before="0" w:after="340"/>
         <w:jc w:val="both"/>
         <w:rPr/>
       </w:pPr>
@@ -1000,7 +1000,7 @@
       <w:pPr>
         <w:pStyle w:val="BodyText"/>
         <w:bidi w:val="0"/>
-        <w:spacing w:lineRule="auto" w:line="360" w:before="0" w:after="120"/>
+        <w:spacing w:lineRule="auto" w:line="240" w:before="0" w:after="340"/>
         <w:jc w:val="both"/>
         <w:rPr/>
       </w:pPr>
@@ -1027,7 +1027,7 @@
       <w:pPr>
         <w:pStyle w:val="BodyText"/>
         <w:bidi w:val="0"/>
-        <w:spacing w:lineRule="auto" w:line="360" w:before="0" w:after="120"/>
+        <w:spacing w:lineRule="auto" w:line="240" w:before="0" w:after="340"/>
         <w:jc w:val="both"/>
         <w:rPr/>
       </w:pPr>
@@ -1040,7 +1040,7 @@
       <w:pPr>
         <w:pStyle w:val="BodyText"/>
         <w:bidi w:val="0"/>
-        <w:spacing w:lineRule="auto" w:line="360" w:before="0" w:after="120"/>
+        <w:spacing w:lineRule="auto" w:line="240" w:before="0" w:after="340"/>
         <w:jc w:val="both"/>
         <w:rPr/>
       </w:pPr>
@@ -1067,7 +1067,7 @@
       <w:pPr>
         <w:pStyle w:val="BodyText"/>
         <w:bidi w:val="0"/>
-        <w:spacing w:lineRule="auto" w:line="360" w:before="0" w:after="120"/>
+        <w:spacing w:lineRule="auto" w:line="240" w:before="0" w:after="340"/>
         <w:jc w:val="both"/>
         <w:rPr/>
       </w:pPr>
@@ -1080,7 +1080,7 @@
       <w:pPr>
         <w:pStyle w:val="BodyText"/>
         <w:bidi w:val="0"/>
-        <w:spacing w:lineRule="auto" w:line="360" w:before="0" w:after="120"/>
+        <w:spacing w:lineRule="auto" w:line="240" w:before="0" w:after="340"/>
         <w:jc w:val="both"/>
         <w:rPr/>
       </w:pPr>
@@ -1093,7 +1093,7 @@
       <w:pPr>
         <w:pStyle w:val="BodyText"/>
         <w:bidi w:val="0"/>
-        <w:spacing w:lineRule="auto" w:line="360" w:before="0" w:after="120"/>
+        <w:spacing w:lineRule="auto" w:line="240" w:before="0" w:after="340"/>
         <w:jc w:val="both"/>
         <w:rPr/>
       </w:pPr>
@@ -1106,7 +1106,7 @@
       <w:pPr>
         <w:pStyle w:val="BodyText"/>
         <w:bidi w:val="0"/>
-        <w:spacing w:lineRule="auto" w:line="360" w:before="0" w:after="120"/>
+        <w:spacing w:lineRule="auto" w:line="240" w:before="0" w:after="340"/>
         <w:jc w:val="both"/>
         <w:rPr/>
       </w:pPr>
@@ -1119,7 +1119,7 @@
       <w:pPr>
         <w:pStyle w:val="BodyText"/>
         <w:bidi w:val="0"/>
-        <w:spacing w:lineRule="auto" w:line="360" w:before="0" w:after="120"/>
+        <w:spacing w:lineRule="auto" w:line="240" w:before="0" w:after="340"/>
         <w:jc w:val="both"/>
         <w:rPr/>
       </w:pPr>
@@ -1132,7 +1132,7 @@
       <w:pPr>
         <w:pStyle w:val="BodyText"/>
         <w:bidi w:val="0"/>
-        <w:spacing w:lineRule="auto" w:line="360" w:before="0" w:after="120"/>
+        <w:spacing w:lineRule="auto" w:line="240" w:before="0" w:after="340"/>
         <w:jc w:val="both"/>
         <w:rPr/>
       </w:pPr>
@@ -1145,7 +1145,7 @@
       <w:pPr>
         <w:pStyle w:val="BodyText"/>
         <w:bidi w:val="0"/>
-        <w:spacing w:lineRule="auto" w:line="360" w:before="0" w:after="120"/>
+        <w:spacing w:lineRule="auto" w:line="240" w:before="0" w:after="340"/>
         <w:jc w:val="both"/>
         <w:rPr/>
       </w:pPr>
@@ -1158,7 +1158,7 @@
       <w:pPr>
         <w:pStyle w:val="BodyText"/>
         <w:bidi w:val="0"/>
-        <w:spacing w:lineRule="auto" w:line="360" w:before="0" w:after="120"/>
+        <w:spacing w:lineRule="auto" w:line="240" w:before="0" w:after="340"/>
         <w:jc w:val="both"/>
         <w:rPr/>
       </w:pPr>
@@ -1171,7 +1171,7 @@
       <w:pPr>
         <w:pStyle w:val="BodyText"/>
         <w:bidi w:val="0"/>
-        <w:spacing w:lineRule="auto" w:line="360" w:before="0" w:after="120"/>
+        <w:spacing w:lineRule="auto" w:line="240" w:before="0" w:after="340"/>
         <w:jc w:val="both"/>
         <w:rPr/>
       </w:pPr>
@@ -1198,7 +1198,7 @@
       <w:pPr>
         <w:pStyle w:val="BodyText"/>
         <w:bidi w:val="0"/>
-        <w:spacing w:lineRule="auto" w:line="360" w:before="0" w:after="120"/>
+        <w:spacing w:lineRule="auto" w:line="240" w:before="0" w:after="340"/>
         <w:jc w:val="both"/>
         <w:rPr/>
       </w:pPr>
@@ -1211,7 +1211,7 @@
       <w:pPr>
         <w:pStyle w:val="BodyText"/>
         <w:bidi w:val="0"/>
-        <w:spacing w:lineRule="auto" w:line="360" w:before="0" w:after="120"/>
+        <w:spacing w:lineRule="auto" w:line="240" w:before="0" w:after="340"/>
         <w:jc w:val="both"/>
         <w:rPr/>
       </w:pPr>
@@ -1224,7 +1224,7 @@
       <w:pPr>
         <w:pStyle w:val="BodyText"/>
         <w:bidi w:val="0"/>
-        <w:spacing w:lineRule="auto" w:line="360" w:before="0" w:after="120"/>
+        <w:spacing w:lineRule="auto" w:line="240" w:before="0" w:after="340"/>
         <w:jc w:val="both"/>
         <w:rPr/>
       </w:pPr>
@@ -1237,7 +1237,7 @@
       <w:pPr>
         <w:pStyle w:val="BodyText"/>
         <w:bidi w:val="0"/>
-        <w:spacing w:lineRule="auto" w:line="360" w:before="0" w:after="120"/>
+        <w:spacing w:lineRule="auto" w:line="240" w:before="0" w:after="340"/>
         <w:jc w:val="both"/>
         <w:rPr/>
       </w:pPr>
@@ -1250,7 +1250,7 @@
       <w:pPr>
         <w:pStyle w:val="BodyText"/>
         <w:bidi w:val="0"/>
-        <w:spacing w:lineRule="auto" w:line="360" w:before="0" w:after="120"/>
+        <w:spacing w:lineRule="auto" w:line="240" w:before="0" w:after="340"/>
         <w:jc w:val="both"/>
         <w:rPr/>
       </w:pPr>
@@ -1263,7 +1263,7 @@
       <w:pPr>
         <w:pStyle w:val="BodyText"/>
         <w:bidi w:val="0"/>
-        <w:spacing w:lineRule="auto" w:line="360" w:before="0" w:after="120"/>
+        <w:spacing w:lineRule="auto" w:line="240" w:before="0" w:after="340"/>
         <w:jc w:val="both"/>
         <w:rPr/>
       </w:pPr>
@@ -1276,7 +1276,7 @@
       <w:pPr>
         <w:pStyle w:val="BodyText"/>
         <w:bidi w:val="0"/>
-        <w:spacing w:lineRule="auto" w:line="360" w:before="0" w:after="120"/>
+        <w:spacing w:lineRule="auto" w:line="240" w:before="0" w:after="340"/>
         <w:jc w:val="both"/>
         <w:rPr/>
       </w:pPr>
@@ -1303,7 +1303,7 @@
       <w:pPr>
         <w:pStyle w:val="BodyText"/>
         <w:bidi w:val="0"/>
-        <w:spacing w:lineRule="auto" w:line="360" w:before="0" w:after="120"/>
+        <w:spacing w:lineRule="auto" w:line="240" w:before="0" w:after="340"/>
         <w:jc w:val="both"/>
         <w:rPr/>
       </w:pPr>
@@ -1316,7 +1316,7 @@
       <w:pPr>
         <w:pStyle w:val="BodyText"/>
         <w:bidi w:val="0"/>
-        <w:spacing w:lineRule="auto" w:line="360" w:before="0" w:after="120"/>
+        <w:spacing w:lineRule="auto" w:line="240" w:before="0" w:after="340"/>
         <w:jc w:val="both"/>
         <w:rPr/>
       </w:pPr>
@@ -1329,7 +1329,7 @@
       <w:pPr>
         <w:pStyle w:val="BodyText"/>
         <w:bidi w:val="0"/>
-        <w:spacing w:lineRule="auto" w:line="360" w:before="0" w:after="120"/>
+        <w:spacing w:lineRule="auto" w:line="240" w:before="0" w:after="340"/>
         <w:jc w:val="both"/>
         <w:rPr/>
       </w:pPr>
@@ -1342,7 +1342,7 @@
       <w:pPr>
         <w:pStyle w:val="BodyText"/>
         <w:bidi w:val="0"/>
-        <w:spacing w:lineRule="auto" w:line="360" w:before="0" w:after="120"/>
+        <w:spacing w:lineRule="auto" w:line="240" w:before="0" w:after="340"/>
         <w:jc w:val="both"/>
         <w:rPr/>
       </w:pPr>
@@ -1355,7 +1355,7 @@
       <w:pPr>
         <w:pStyle w:val="BodyText"/>
         <w:bidi w:val="0"/>
-        <w:spacing w:lineRule="auto" w:line="360" w:before="0" w:after="120"/>
+        <w:spacing w:lineRule="auto" w:line="240" w:before="0" w:after="340"/>
         <w:jc w:val="both"/>
         <w:rPr/>
       </w:pPr>
@@ -1368,7 +1368,7 @@
       <w:pPr>
         <w:pStyle w:val="BodyText"/>
         <w:bidi w:val="0"/>
-        <w:spacing w:lineRule="auto" w:line="360" w:before="0" w:after="120"/>
+        <w:spacing w:lineRule="auto" w:line="240" w:before="0" w:after="340"/>
         <w:jc w:val="both"/>
         <w:rPr/>
       </w:pPr>
@@ -1395,7 +1395,7 @@
       <w:pPr>
         <w:pStyle w:val="BodyText"/>
         <w:bidi w:val="0"/>
-        <w:spacing w:lineRule="auto" w:line="360" w:before="0" w:after="120"/>
+        <w:spacing w:lineRule="auto" w:line="240" w:before="0" w:after="340"/>
         <w:jc w:val="both"/>
         <w:rPr/>
       </w:pPr>
@@ -1408,7 +1408,7 @@
       <w:pPr>
         <w:pStyle w:val="BodyText"/>
         <w:bidi w:val="0"/>
-        <w:spacing w:lineRule="auto" w:line="360" w:before="0" w:after="120"/>
+        <w:spacing w:lineRule="auto" w:line="240" w:before="0" w:after="340"/>
         <w:jc w:val="both"/>
         <w:rPr/>
       </w:pPr>
@@ -1435,7 +1435,7 @@
       <w:pPr>
         <w:pStyle w:val="BodyText"/>
         <w:bidi w:val="0"/>
-        <w:spacing w:lineRule="auto" w:line="360" w:before="0" w:after="120"/>
+        <w:spacing w:lineRule="auto" w:line="240" w:before="0" w:after="340"/>
         <w:jc w:val="both"/>
         <w:rPr/>
       </w:pPr>
@@ -1448,7 +1448,7 @@
       <w:pPr>
         <w:pStyle w:val="BodyText"/>
         <w:bidi w:val="0"/>
-        <w:spacing w:lineRule="auto" w:line="360" w:before="0" w:after="120"/>
+        <w:spacing w:lineRule="auto" w:line="240" w:before="0" w:after="340"/>
         <w:jc w:val="both"/>
         <w:rPr/>
       </w:pPr>
@@ -1461,7 +1461,7 @@
       <w:pPr>
         <w:pStyle w:val="BodyText"/>
         <w:bidi w:val="0"/>
-        <w:spacing w:lineRule="auto" w:line="360" w:before="0" w:after="120"/>
+        <w:spacing w:lineRule="auto" w:line="240" w:before="0" w:after="340"/>
         <w:jc w:val="both"/>
         <w:rPr/>
       </w:pPr>
@@ -1474,7 +1474,7 @@
       <w:pPr>
         <w:pStyle w:val="BodyText"/>
         <w:bidi w:val="0"/>
-        <w:spacing w:lineRule="auto" w:line="360" w:before="0" w:after="120"/>
+        <w:spacing w:lineRule="auto" w:line="240" w:before="0" w:after="340"/>
         <w:jc w:val="both"/>
         <w:rPr/>
       </w:pPr>
@@ -1487,7 +1487,7 @@
       <w:pPr>
         <w:pStyle w:val="BodyText"/>
         <w:bidi w:val="0"/>
-        <w:spacing w:lineRule="auto" w:line="360" w:before="0" w:after="120"/>
+        <w:spacing w:lineRule="auto" w:line="240" w:before="0" w:after="340"/>
         <w:jc w:val="both"/>
         <w:rPr/>
       </w:pPr>
@@ -1500,7 +1500,7 @@
       <w:pPr>
         <w:pStyle w:val="BodyText"/>
         <w:bidi w:val="0"/>
-        <w:spacing w:lineRule="auto" w:line="360" w:before="0" w:after="120"/>
+        <w:spacing w:lineRule="auto" w:line="240" w:before="0" w:after="340"/>
         <w:jc w:val="both"/>
         <w:rPr/>
       </w:pPr>
@@ -1513,7 +1513,7 @@
       <w:pPr>
         <w:pStyle w:val="BodyText"/>
         <w:bidi w:val="0"/>
-        <w:spacing w:lineRule="auto" w:line="360" w:before="0" w:after="120"/>
+        <w:spacing w:lineRule="auto" w:line="240" w:before="0" w:after="340"/>
         <w:jc w:val="both"/>
         <w:rPr/>
       </w:pPr>
@@ -1540,7 +1540,7 @@
       <w:pPr>
         <w:pStyle w:val="BodyText"/>
         <w:bidi w:val="0"/>
-        <w:spacing w:lineRule="auto" w:line="360" w:before="0" w:after="120"/>
+        <w:spacing w:lineRule="auto" w:line="240" w:before="0" w:after="340"/>
         <w:jc w:val="both"/>
         <w:rPr/>
       </w:pPr>
@@ -1553,7 +1553,7 @@
       <w:pPr>
         <w:pStyle w:val="BodyText"/>
         <w:bidi w:val="0"/>
-        <w:spacing w:lineRule="auto" w:line="360" w:before="0" w:after="120"/>
+        <w:spacing w:lineRule="auto" w:line="240" w:before="0" w:after="340"/>
         <w:jc w:val="both"/>
         <w:rPr/>
       </w:pPr>
@@ -1566,7 +1566,7 @@
       <w:pPr>
         <w:pStyle w:val="BodyText"/>
         <w:bidi w:val="0"/>
-        <w:spacing w:lineRule="auto" w:line="360" w:before="0" w:after="120"/>
+        <w:spacing w:lineRule="auto" w:line="240" w:before="0" w:after="340"/>
         <w:jc w:val="both"/>
         <w:rPr/>
       </w:pPr>
@@ -1579,7 +1579,7 @@
       <w:pPr>
         <w:pStyle w:val="BodyText"/>
         <w:bidi w:val="0"/>
-        <w:spacing w:lineRule="auto" w:line="360" w:before="0" w:after="120"/>
+        <w:spacing w:lineRule="auto" w:line="240" w:before="0" w:after="340"/>
         <w:jc w:val="both"/>
         <w:rPr/>
       </w:pPr>
@@ -1592,7 +1592,7 @@
       <w:pPr>
         <w:pStyle w:val="BodyText"/>
         <w:bidi w:val="0"/>
-        <w:spacing w:lineRule="auto" w:line="360" w:before="0" w:after="120"/>
+        <w:spacing w:lineRule="auto" w:line="240" w:before="0" w:after="340"/>
         <w:jc w:val="both"/>
         <w:rPr/>
       </w:pPr>
@@ -1605,7 +1605,7 @@
       <w:pPr>
         <w:pStyle w:val="BodyText"/>
         <w:bidi w:val="0"/>
-        <w:spacing w:lineRule="auto" w:line="360" w:before="0" w:after="120"/>
+        <w:spacing w:lineRule="auto" w:line="240" w:before="0" w:after="340"/>
         <w:jc w:val="both"/>
         <w:rPr/>
       </w:pPr>
@@ -1618,7 +1618,7 @@
       <w:pPr>
         <w:pStyle w:val="BodyText"/>
         <w:bidi w:val="0"/>
-        <w:spacing w:lineRule="auto" w:line="360" w:before="0" w:after="120"/>
+        <w:spacing w:lineRule="auto" w:line="240" w:before="0" w:after="340"/>
         <w:jc w:val="both"/>
         <w:rPr/>
       </w:pPr>
@@ -1631,7 +1631,7 @@
       <w:pPr>
         <w:pStyle w:val="BodyText"/>
         <w:bidi w:val="0"/>
-        <w:spacing w:lineRule="auto" w:line="360" w:before="0" w:after="120"/>
+        <w:spacing w:lineRule="auto" w:line="240" w:before="0" w:after="340"/>
         <w:jc w:val="both"/>
         <w:rPr/>
       </w:pPr>
@@ -1658,7 +1658,7 @@
       <w:pPr>
         <w:pStyle w:val="BodyText"/>
         <w:bidi w:val="0"/>
-        <w:spacing w:lineRule="auto" w:line="360" w:before="0" w:after="120"/>
+        <w:spacing w:lineRule="auto" w:line="240" w:before="0" w:after="340"/>
         <w:jc w:val="both"/>
         <w:rPr/>
       </w:pPr>
@@ -1671,7 +1671,7 @@
       <w:pPr>
         <w:pStyle w:val="BodyText"/>
         <w:bidi w:val="0"/>
-        <w:spacing w:lineRule="auto" w:line="360" w:before="0" w:after="120"/>
+        <w:spacing w:lineRule="auto" w:line="240" w:before="0" w:after="340"/>
         <w:jc w:val="both"/>
         <w:rPr/>
       </w:pPr>
@@ -1684,7 +1684,7 @@
       <w:pPr>
         <w:pStyle w:val="BodyText"/>
         <w:bidi w:val="0"/>
-        <w:spacing w:lineRule="auto" w:line="360" w:before="0" w:after="120"/>
+        <w:spacing w:lineRule="auto" w:line="240" w:before="0" w:after="340"/>
         <w:jc w:val="both"/>
         <w:rPr/>
       </w:pPr>
@@ -1697,7 +1697,7 @@
       <w:pPr>
         <w:pStyle w:val="BodyText"/>
         <w:bidi w:val="0"/>
-        <w:spacing w:lineRule="auto" w:line="360" w:before="0" w:after="120"/>
+        <w:spacing w:lineRule="auto" w:line="240" w:before="0" w:after="340"/>
         <w:jc w:val="both"/>
         <w:rPr/>
       </w:pPr>
@@ -1710,7 +1710,7 @@
       <w:pPr>
         <w:pStyle w:val="BodyText"/>
         <w:bidi w:val="0"/>
-        <w:spacing w:lineRule="auto" w:line="360" w:before="0" w:after="120"/>
+        <w:spacing w:lineRule="auto" w:line="240" w:before="0" w:after="340"/>
         <w:jc w:val="both"/>
         <w:rPr/>
       </w:pPr>
@@ -1737,7 +1737,7 @@
       <w:pPr>
         <w:pStyle w:val="BodyText"/>
         <w:bidi w:val="0"/>
-        <w:spacing w:lineRule="auto" w:line="360" w:before="0" w:after="120"/>
+        <w:spacing w:lineRule="auto" w:line="240" w:before="0" w:after="340"/>
         <w:jc w:val="both"/>
         <w:rPr/>
       </w:pPr>
@@ -1750,7 +1750,7 @@
       <w:pPr>
         <w:pStyle w:val="BodyText"/>
         <w:bidi w:val="0"/>
-        <w:spacing w:lineRule="auto" w:line="360" w:before="0" w:after="120"/>
+        <w:spacing w:lineRule="auto" w:line="240" w:before="0" w:after="340"/>
         <w:jc w:val="both"/>
         <w:rPr/>
       </w:pPr>
@@ -1763,7 +1763,7 @@
       <w:pPr>
         <w:pStyle w:val="BodyText"/>
         <w:bidi w:val="0"/>
-        <w:spacing w:lineRule="auto" w:line="360" w:before="0" w:after="120"/>
+        <w:spacing w:lineRule="auto" w:line="240" w:before="0" w:after="340"/>
         <w:jc w:val="both"/>
         <w:rPr/>
       </w:pPr>
@@ -1776,7 +1776,7 @@
       <w:pPr>
         <w:pStyle w:val="BodyText"/>
         <w:bidi w:val="0"/>
-        <w:spacing w:lineRule="auto" w:line="360" w:before="0" w:after="120"/>
+        <w:spacing w:lineRule="auto" w:line="240" w:before="0" w:after="340"/>
         <w:jc w:val="both"/>
         <w:rPr/>
       </w:pPr>
@@ -1789,7 +1789,7 @@
       <w:pPr>
         <w:pStyle w:val="BodyText"/>
         <w:bidi w:val="0"/>
-        <w:spacing w:lineRule="auto" w:line="360" w:before="0" w:after="120"/>
+        <w:spacing w:lineRule="auto" w:line="240" w:before="0" w:after="340"/>
         <w:jc w:val="both"/>
         <w:rPr/>
       </w:pPr>
@@ -1802,7 +1802,7 @@
       <w:pPr>
         <w:pStyle w:val="BodyText"/>
         <w:bidi w:val="0"/>
-        <w:spacing w:lineRule="auto" w:line="360" w:before="0" w:after="120"/>
+        <w:spacing w:lineRule="auto" w:line="240" w:before="0" w:after="340"/>
         <w:jc w:val="both"/>
         <w:rPr/>
       </w:pPr>
@@ -1815,7 +1815,7 @@
       <w:pPr>
         <w:pStyle w:val="BodyText"/>
         <w:bidi w:val="0"/>
-        <w:spacing w:lineRule="auto" w:line="360" w:before="0" w:after="120"/>
+        <w:spacing w:lineRule="auto" w:line="240" w:before="0" w:after="340"/>
         <w:jc w:val="both"/>
         <w:rPr/>
       </w:pPr>
@@ -1828,7 +1828,7 @@
       <w:pPr>
         <w:pStyle w:val="BodyText"/>
         <w:bidi w:val="0"/>
-        <w:spacing w:lineRule="auto" w:line="360" w:before="0" w:after="120"/>
+        <w:spacing w:lineRule="auto" w:line="240" w:before="0" w:after="340"/>
         <w:jc w:val="both"/>
         <w:rPr/>
       </w:pPr>
@@ -1855,7 +1855,7 @@
       <w:pPr>
         <w:pStyle w:val="BodyText"/>
         <w:bidi w:val="0"/>
-        <w:spacing w:lineRule="auto" w:line="360" w:before="0" w:after="120"/>
+        <w:spacing w:lineRule="auto" w:line="240" w:before="0" w:after="340"/>
         <w:jc w:val="both"/>
         <w:rPr/>
       </w:pPr>
@@ -1868,7 +1868,7 @@
       <w:pPr>
         <w:pStyle w:val="BodyText"/>
         <w:bidi w:val="0"/>
-        <w:spacing w:lineRule="auto" w:line="360" w:before="0" w:after="120"/>
+        <w:spacing w:lineRule="auto" w:line="240" w:before="0" w:after="340"/>
         <w:jc w:val="both"/>
         <w:rPr/>
       </w:pPr>
@@ -1895,7 +1895,7 @@
       <w:pPr>
         <w:pStyle w:val="BodyText"/>
         <w:bidi w:val="0"/>
-        <w:spacing w:lineRule="auto" w:line="360" w:before="0" w:after="120"/>
+        <w:spacing w:lineRule="auto" w:line="240" w:before="0" w:after="340"/>
         <w:jc w:val="both"/>
         <w:rPr/>
       </w:pPr>
@@ -1908,7 +1908,7 @@
       <w:pPr>
         <w:pStyle w:val="BodyText"/>
         <w:bidi w:val="0"/>
-        <w:spacing w:lineRule="auto" w:line="360" w:before="0" w:after="120"/>
+        <w:spacing w:lineRule="auto" w:line="240" w:before="0" w:after="340"/>
         <w:jc w:val="both"/>
         <w:rPr/>
       </w:pPr>
@@ -1921,7 +1921,7 @@
       <w:pPr>
         <w:pStyle w:val="BodyText"/>
         <w:bidi w:val="0"/>
-        <w:spacing w:lineRule="auto" w:line="360" w:before="0" w:after="120"/>
+        <w:spacing w:lineRule="auto" w:line="240" w:before="0" w:after="340"/>
         <w:jc w:val="both"/>
         <w:rPr/>
       </w:pPr>
@@ -1934,7 +1934,7 @@
       <w:pPr>
         <w:pStyle w:val="BodyText"/>
         <w:bidi w:val="0"/>
-        <w:spacing w:lineRule="auto" w:line="360" w:before="0" w:after="120"/>
+        <w:spacing w:lineRule="auto" w:line="240" w:before="0" w:after="340"/>
         <w:jc w:val="both"/>
         <w:rPr/>
       </w:pPr>
@@ -1961,7 +1961,7 @@
       <w:pPr>
         <w:pStyle w:val="BodyText"/>
         <w:bidi w:val="0"/>
-        <w:spacing w:lineRule="auto" w:line="360" w:before="0" w:after="120"/>
+        <w:spacing w:lineRule="auto" w:line="240" w:before="0" w:after="340"/>
         <w:jc w:val="both"/>
         <w:rPr/>
       </w:pPr>
@@ -1974,7 +1974,7 @@
       <w:pPr>
         <w:pStyle w:val="BodyText"/>
         <w:bidi w:val="0"/>
-        <w:spacing w:lineRule="auto" w:line="360" w:before="0" w:after="120"/>
+        <w:spacing w:lineRule="auto" w:line="240" w:before="0" w:after="340"/>
         <w:jc w:val="both"/>
         <w:rPr/>
       </w:pPr>
@@ -1987,7 +1987,7 @@
       <w:pPr>
         <w:pStyle w:val="BodyText"/>
         <w:bidi w:val="0"/>
-        <w:spacing w:lineRule="auto" w:line="360" w:before="0" w:after="120"/>
+        <w:spacing w:lineRule="auto" w:line="240" w:before="0" w:after="340"/>
         <w:jc w:val="both"/>
         <w:rPr/>
       </w:pPr>
@@ -2000,7 +2000,7 @@
       <w:pPr>
         <w:pStyle w:val="BodyText"/>
         <w:bidi w:val="0"/>
-        <w:spacing w:lineRule="auto" w:line="360" w:before="0" w:after="120"/>
+        <w:spacing w:lineRule="auto" w:line="240" w:before="0" w:after="340"/>
         <w:jc w:val="both"/>
         <w:rPr/>
       </w:pPr>
@@ -2013,7 +2013,7 @@
       <w:pPr>
         <w:pStyle w:val="BodyText"/>
         <w:bidi w:val="0"/>
-        <w:spacing w:lineRule="auto" w:line="360" w:before="0" w:after="120"/>
+        <w:spacing w:lineRule="auto" w:line="240" w:before="0" w:after="340"/>
         <w:jc w:val="both"/>
         <w:rPr/>
       </w:pPr>
@@ -2026,7 +2026,7 @@
       <w:pPr>
         <w:pStyle w:val="BodyText"/>
         <w:bidi w:val="0"/>
-        <w:spacing w:lineRule="auto" w:line="360" w:before="0" w:after="120"/>
+        <w:spacing w:lineRule="auto" w:line="240" w:before="0" w:after="340"/>
         <w:jc w:val="both"/>
         <w:rPr/>
       </w:pPr>
@@ -2053,7 +2053,7 @@
       <w:pPr>
         <w:pStyle w:val="BodyText"/>
         <w:bidi w:val="0"/>
-        <w:spacing w:lineRule="auto" w:line="360" w:before="0" w:after="120"/>
+        <w:spacing w:lineRule="auto" w:line="240" w:before="0" w:after="340"/>
         <w:jc w:val="both"/>
         <w:rPr/>
       </w:pPr>
@@ -2066,7 +2066,7 @@
       <w:pPr>
         <w:pStyle w:val="BodyText"/>
         <w:bidi w:val="0"/>
-        <w:spacing w:lineRule="auto" w:line="360" w:before="0" w:after="120"/>
+        <w:spacing w:lineRule="auto" w:line="240" w:before="0" w:after="340"/>
         <w:jc w:val="both"/>
         <w:rPr/>
       </w:pPr>
@@ -2079,7 +2079,7 @@
       <w:pPr>
         <w:pStyle w:val="BodyText"/>
         <w:bidi w:val="0"/>
-        <w:spacing w:lineRule="auto" w:line="360" w:before="0" w:after="120"/>
+        <w:spacing w:lineRule="auto" w:line="240" w:before="0" w:after="340"/>
         <w:jc w:val="both"/>
         <w:rPr/>
       </w:pPr>
@@ -2092,7 +2092,7 @@
       <w:pPr>
         <w:pStyle w:val="BodyText"/>
         <w:bidi w:val="0"/>
-        <w:spacing w:lineRule="auto" w:line="360" w:before="0" w:after="120"/>
+        <w:spacing w:lineRule="auto" w:line="240" w:before="0" w:after="340"/>
         <w:jc w:val="both"/>
         <w:rPr/>
       </w:pPr>
@@ -2119,7 +2119,7 @@
       <w:pPr>
         <w:pStyle w:val="BodyText"/>
         <w:bidi w:val="0"/>
-        <w:spacing w:lineRule="auto" w:line="360" w:before="0" w:after="120"/>
+        <w:spacing w:lineRule="auto" w:line="240" w:before="0" w:after="340"/>
         <w:jc w:val="both"/>
         <w:rPr/>
       </w:pPr>
@@ -2132,7 +2132,7 @@
       <w:pPr>
         <w:pStyle w:val="BodyText"/>
         <w:bidi w:val="0"/>
-        <w:spacing w:lineRule="auto" w:line="360" w:before="0" w:after="120"/>
+        <w:spacing w:lineRule="auto" w:line="240" w:before="0" w:after="340"/>
         <w:jc w:val="both"/>
         <w:rPr/>
       </w:pPr>
@@ -2159,7 +2159,7 @@
       <w:pPr>
         <w:pStyle w:val="BodyText"/>
         <w:bidi w:val="0"/>
-        <w:spacing w:lineRule="auto" w:line="360" w:before="0" w:after="120"/>
+        <w:spacing w:lineRule="auto" w:line="240" w:before="0" w:after="340"/>
         <w:jc w:val="both"/>
         <w:rPr/>
       </w:pPr>
@@ -2172,7 +2172,7 @@
       <w:pPr>
         <w:pStyle w:val="BodyText"/>
         <w:bidi w:val="0"/>
-        <w:spacing w:lineRule="auto" w:line="360" w:before="0" w:after="120"/>
+        <w:spacing w:lineRule="auto" w:line="240" w:before="0" w:after="340"/>
         <w:jc w:val="both"/>
         <w:rPr/>
       </w:pPr>
@@ -2185,7 +2185,7 @@
       <w:pPr>
         <w:pStyle w:val="BodyText"/>
         <w:bidi w:val="0"/>
-        <w:spacing w:lineRule="auto" w:line="360" w:before="0" w:after="120"/>
+        <w:spacing w:lineRule="auto" w:line="240" w:before="0" w:after="340"/>
         <w:jc w:val="both"/>
         <w:rPr/>
       </w:pPr>
@@ -2198,7 +2198,7 @@
       <w:pPr>
         <w:pStyle w:val="BodyText"/>
         <w:bidi w:val="0"/>
-        <w:spacing w:lineRule="auto" w:line="360" w:before="0" w:after="120"/>
+        <w:spacing w:lineRule="auto" w:line="240" w:before="0" w:after="340"/>
         <w:jc w:val="both"/>
         <w:rPr/>
       </w:pPr>
@@ -2211,7 +2211,7 @@
       <w:pPr>
         <w:pStyle w:val="BodyText"/>
         <w:bidi w:val="0"/>
-        <w:spacing w:lineRule="auto" w:line="360" w:before="0" w:after="120"/>
+        <w:spacing w:lineRule="auto" w:line="240" w:before="0" w:after="340"/>
         <w:jc w:val="both"/>
         <w:rPr/>
       </w:pPr>
@@ -2224,7 +2224,7 @@
       <w:pPr>
         <w:pStyle w:val="BodyText"/>
         <w:bidi w:val="0"/>
-        <w:spacing w:lineRule="auto" w:line="360" w:before="0" w:after="120"/>
+        <w:spacing w:lineRule="auto" w:line="240" w:before="0" w:after="340"/>
         <w:jc w:val="both"/>
         <w:rPr/>
       </w:pPr>
@@ -2251,7 +2251,7 @@
       <w:pPr>
         <w:pStyle w:val="BodyText"/>
         <w:bidi w:val="0"/>
-        <w:spacing w:lineRule="auto" w:line="360" w:before="0" w:after="120"/>
+        <w:spacing w:lineRule="auto" w:line="240" w:before="0" w:after="340"/>
         <w:jc w:val="both"/>
         <w:rPr/>
       </w:pPr>
@@ -2264,7 +2264,7 @@
       <w:pPr>
         <w:pStyle w:val="BodyText"/>
         <w:bidi w:val="0"/>
-        <w:spacing w:lineRule="auto" w:line="360" w:before="0" w:after="120"/>
+        <w:spacing w:lineRule="auto" w:line="240" w:before="0" w:after="340"/>
         <w:jc w:val="both"/>
         <w:rPr/>
       </w:pPr>
@@ -2277,7 +2277,7 @@
       <w:pPr>
         <w:pStyle w:val="BodyText"/>
         <w:bidi w:val="0"/>
-        <w:spacing w:lineRule="auto" w:line="360" w:before="0" w:after="120"/>
+        <w:spacing w:lineRule="auto" w:line="240" w:before="0" w:after="340"/>
         <w:jc w:val="both"/>
         <w:rPr/>
       </w:pPr>
@@ -2290,7 +2290,7 @@
       <w:pPr>
         <w:pStyle w:val="BodyText"/>
         <w:bidi w:val="0"/>
-        <w:spacing w:lineRule="auto" w:line="360" w:before="0" w:after="120"/>
+        <w:spacing w:lineRule="auto" w:line="240" w:before="0" w:after="340"/>
         <w:jc w:val="both"/>
         <w:rPr/>
       </w:pPr>
@@ -2303,7 +2303,7 @@
       <w:pPr>
         <w:pStyle w:val="BodyText"/>
         <w:bidi w:val="0"/>
-        <w:spacing w:lineRule="auto" w:line="360" w:before="0" w:after="120"/>
+        <w:spacing w:lineRule="auto" w:line="240" w:before="0" w:after="340"/>
         <w:jc w:val="both"/>
         <w:rPr/>
       </w:pPr>
@@ -2316,7 +2316,7 @@
       <w:pPr>
         <w:pStyle w:val="BodyText"/>
         <w:bidi w:val="0"/>
-        <w:spacing w:lineRule="auto" w:line="360" w:before="0" w:after="120"/>
+        <w:spacing w:lineRule="auto" w:line="240" w:before="0" w:after="340"/>
         <w:jc w:val="both"/>
         <w:rPr/>
       </w:pPr>
@@ -2343,7 +2343,7 @@
       <w:pPr>
         <w:pStyle w:val="BodyText"/>
         <w:bidi w:val="0"/>
-        <w:spacing w:lineRule="auto" w:line="360" w:before="0" w:after="120"/>
+        <w:spacing w:lineRule="auto" w:line="240" w:before="0" w:after="340"/>
         <w:jc w:val="both"/>
         <w:rPr/>
       </w:pPr>
@@ -2356,7 +2356,7 @@
       <w:pPr>
         <w:pStyle w:val="BodyText"/>
         <w:bidi w:val="0"/>
-        <w:spacing w:lineRule="auto" w:line="360" w:before="0" w:after="120"/>
+        <w:spacing w:lineRule="auto" w:line="240" w:before="0" w:after="340"/>
         <w:jc w:val="both"/>
         <w:rPr/>
       </w:pPr>
@@ -2369,7 +2369,7 @@
       <w:pPr>
         <w:pStyle w:val="BodyText"/>
         <w:bidi w:val="0"/>
-        <w:spacing w:lineRule="auto" w:line="360" w:before="0" w:after="120"/>
+        <w:spacing w:lineRule="auto" w:line="240" w:before="0" w:after="340"/>
         <w:jc w:val="both"/>
         <w:rPr/>
       </w:pPr>
@@ -2382,7 +2382,7 @@
       <w:pPr>
         <w:pStyle w:val="BodyText"/>
         <w:bidi w:val="0"/>
-        <w:spacing w:lineRule="auto" w:line="360" w:before="0" w:after="120"/>
+        <w:spacing w:lineRule="auto" w:line="240" w:before="0" w:after="340"/>
         <w:jc w:val="both"/>
         <w:rPr/>
       </w:pPr>
@@ -2395,7 +2395,7 @@
       <w:pPr>
         <w:pStyle w:val="BodyText"/>
         <w:bidi w:val="0"/>
-        <w:spacing w:lineRule="auto" w:line="360" w:before="0" w:after="120"/>
+        <w:spacing w:lineRule="auto" w:line="240" w:before="0" w:after="340"/>
         <w:jc w:val="both"/>
         <w:rPr/>
       </w:pPr>
@@ -2408,7 +2408,7 @@
       <w:pPr>
         <w:pStyle w:val="BodyText"/>
         <w:bidi w:val="0"/>
-        <w:spacing w:lineRule="auto" w:line="360" w:before="0" w:after="120"/>
+        <w:spacing w:lineRule="auto" w:line="240" w:before="0" w:after="340"/>
         <w:jc w:val="both"/>
         <w:rPr/>
       </w:pPr>
@@ -2421,7 +2421,7 @@
       <w:pPr>
         <w:pStyle w:val="BodyText"/>
         <w:bidi w:val="0"/>
-        <w:spacing w:lineRule="auto" w:line="360" w:before="0" w:after="120"/>
+        <w:spacing w:lineRule="auto" w:line="240" w:before="0" w:after="340"/>
         <w:jc w:val="both"/>
         <w:rPr/>
       </w:pPr>
@@ -2457,16 +2457,16 @@
         </w:tblCellMar>
       </w:tblPr>
       <w:tblGrid>
-        <w:gridCol w:w="2267"/>
-        <w:gridCol w:w="2268"/>
-        <w:gridCol w:w="2268"/>
-        <w:gridCol w:w="2269"/>
+        <w:gridCol w:w="2351"/>
+        <w:gridCol w:w="2351"/>
+        <w:gridCol w:w="2352"/>
+        <w:gridCol w:w="2352"/>
       </w:tblGrid>
       <w:tr>
         <w:trPr/>
         <w:tc>
           <w:tcPr>
-            <w:tcW w:w="2267" w:type="dxa"/>
+            <w:tcW w:w="2351" w:type="dxa"/>
             <w:tcBorders/>
           </w:tcPr>
           <w:p>
@@ -2483,7 +2483,7 @@
         </w:tc>
         <w:tc>
           <w:tcPr>
-            <w:tcW w:w="2268" w:type="dxa"/>
+            <w:tcW w:w="2351" w:type="dxa"/>
             <w:tcBorders/>
           </w:tcPr>
           <w:p>
@@ -2500,7 +2500,7 @@
         </w:tc>
         <w:tc>
           <w:tcPr>
-            <w:tcW w:w="2268" w:type="dxa"/>
+            <w:tcW w:w="2352" w:type="dxa"/>
             <w:tcBorders/>
           </w:tcPr>
           <w:p>
@@ -2517,7 +2517,7 @@
         </w:tc>
         <w:tc>
           <w:tcPr>
-            <w:tcW w:w="2269" w:type="dxa"/>
+            <w:tcW w:w="2352" w:type="dxa"/>
             <w:tcBorders/>
           </w:tcPr>
           <w:p>
@@ -2537,7 +2537,7 @@
         <w:trPr/>
         <w:tc>
           <w:tcPr>
-            <w:tcW w:w="2267" w:type="dxa"/>
+            <w:tcW w:w="2351" w:type="dxa"/>
             <w:tcBorders/>
           </w:tcPr>
           <w:p>
@@ -2554,7 +2554,7 @@
         </w:tc>
         <w:tc>
           <w:tcPr>
-            <w:tcW w:w="2268" w:type="dxa"/>
+            <w:tcW w:w="2351" w:type="dxa"/>
             <w:tcBorders/>
           </w:tcPr>
           <w:p>
@@ -2571,7 +2571,7 @@
         </w:tc>
         <w:tc>
           <w:tcPr>
-            <w:tcW w:w="2268" w:type="dxa"/>
+            <w:tcW w:w="2352" w:type="dxa"/>
             <w:tcBorders/>
           </w:tcPr>
           <w:p>
@@ -2588,7 +2588,7 @@
         </w:tc>
         <w:tc>
           <w:tcPr>
-            <w:tcW w:w="2269" w:type="dxa"/>
+            <w:tcW w:w="2352" w:type="dxa"/>
             <w:tcBorders/>
           </w:tcPr>
           <w:p>
@@ -2608,7 +2608,7 @@
         <w:trPr/>
         <w:tc>
           <w:tcPr>
-            <w:tcW w:w="2267" w:type="dxa"/>
+            <w:tcW w:w="2351" w:type="dxa"/>
             <w:tcBorders/>
           </w:tcPr>
           <w:p>
@@ -2625,7 +2625,7 @@
         </w:tc>
         <w:tc>
           <w:tcPr>
-            <w:tcW w:w="2268" w:type="dxa"/>
+            <w:tcW w:w="2351" w:type="dxa"/>
             <w:tcBorders/>
           </w:tcPr>
           <w:p>
@@ -2642,7 +2642,7 @@
         </w:tc>
         <w:tc>
           <w:tcPr>
-            <w:tcW w:w="2268" w:type="dxa"/>
+            <w:tcW w:w="2352" w:type="dxa"/>
             <w:tcBorders/>
           </w:tcPr>
           <w:p>
@@ -2659,7 +2659,7 @@
         </w:tc>
         <w:tc>
           <w:tcPr>
-            <w:tcW w:w="2269" w:type="dxa"/>
+            <w:tcW w:w="2352" w:type="dxa"/>
             <w:tcBorders/>
           </w:tcPr>
           <w:p>
@@ -2679,7 +2679,7 @@
         <w:trPr/>
         <w:tc>
           <w:tcPr>
-            <w:tcW w:w="2267" w:type="dxa"/>
+            <w:tcW w:w="2351" w:type="dxa"/>
             <w:tcBorders/>
           </w:tcPr>
           <w:p>
@@ -2696,7 +2696,7 @@
         </w:tc>
         <w:tc>
           <w:tcPr>
-            <w:tcW w:w="2268" w:type="dxa"/>
+            <w:tcW w:w="2351" w:type="dxa"/>
             <w:tcBorders/>
           </w:tcPr>
           <w:p>
@@ -2713,7 +2713,7 @@
         </w:tc>
         <w:tc>
           <w:tcPr>
-            <w:tcW w:w="2268" w:type="dxa"/>
+            <w:tcW w:w="2352" w:type="dxa"/>
             <w:tcBorders/>
           </w:tcPr>
           <w:p>
@@ -2730,7 +2730,7 @@
         </w:tc>
         <w:tc>
           <w:tcPr>
-            <w:tcW w:w="2269" w:type="dxa"/>
+            <w:tcW w:w="2352" w:type="dxa"/>
             <w:tcBorders/>
           </w:tcPr>
           <w:p>
@@ -2787,15 +2787,15 @@
         </w:tblCellMar>
       </w:tblPr>
       <w:tblGrid>
-        <w:gridCol w:w="3024"/>
-        <w:gridCol w:w="3024"/>
-        <w:gridCol w:w="3024"/>
+        <w:gridCol w:w="3135"/>
+        <w:gridCol w:w="3135"/>
+        <w:gridCol w:w="3136"/>
       </w:tblGrid>
       <w:tr>
         <w:trPr/>
         <w:tc>
           <w:tcPr>
-            <w:tcW w:w="3024" w:type="dxa"/>
+            <w:tcW w:w="3135" w:type="dxa"/>
             <w:tcBorders/>
           </w:tcPr>
           <w:p>
@@ -2812,7 +2812,7 @@
         </w:tc>
         <w:tc>
           <w:tcPr>
-            <w:tcW w:w="3024" w:type="dxa"/>
+            <w:tcW w:w="3135" w:type="dxa"/>
             <w:tcBorders/>
           </w:tcPr>
           <w:p>
@@ -2829,7 +2829,7 @@
         </w:tc>
         <w:tc>
           <w:tcPr>
-            <w:tcW w:w="3024" w:type="dxa"/>
+            <w:tcW w:w="3136" w:type="dxa"/>
             <w:tcBorders/>
           </w:tcPr>
           <w:p>
@@ -2849,7 +2849,7 @@
         <w:trPr/>
         <w:tc>
           <w:tcPr>
-            <w:tcW w:w="3024" w:type="dxa"/>
+            <w:tcW w:w="3135" w:type="dxa"/>
             <w:tcBorders/>
           </w:tcPr>
           <w:p>
@@ -2866,7 +2866,7 @@
         </w:tc>
         <w:tc>
           <w:tcPr>
-            <w:tcW w:w="3024" w:type="dxa"/>
+            <w:tcW w:w="3135" w:type="dxa"/>
             <w:tcBorders/>
           </w:tcPr>
           <w:p>
@@ -2883,7 +2883,7 @@
         </w:tc>
         <w:tc>
           <w:tcPr>
-            <w:tcW w:w="3024" w:type="dxa"/>
+            <w:tcW w:w="3136" w:type="dxa"/>
             <w:tcBorders/>
           </w:tcPr>
           <w:p>
@@ -2903,7 +2903,7 @@
         <w:trPr/>
         <w:tc>
           <w:tcPr>
-            <w:tcW w:w="3024" w:type="dxa"/>
+            <w:tcW w:w="3135" w:type="dxa"/>
             <w:tcBorders/>
           </w:tcPr>
           <w:p>
@@ -2920,7 +2920,7 @@
         </w:tc>
         <w:tc>
           <w:tcPr>
-            <w:tcW w:w="3024" w:type="dxa"/>
+            <w:tcW w:w="3135" w:type="dxa"/>
             <w:tcBorders/>
           </w:tcPr>
           <w:p>
@@ -2937,7 +2937,7 @@
         </w:tc>
         <w:tc>
           <w:tcPr>
-            <w:tcW w:w="3024" w:type="dxa"/>
+            <w:tcW w:w="3136" w:type="dxa"/>
             <w:tcBorders/>
           </w:tcPr>
           <w:p>
@@ -2957,7 +2957,7 @@
         <w:trPr/>
         <w:tc>
           <w:tcPr>
-            <w:tcW w:w="3024" w:type="dxa"/>
+            <w:tcW w:w="3135" w:type="dxa"/>
             <w:tcBorders/>
           </w:tcPr>
           <w:p>
@@ -2974,7 +2974,7 @@
         </w:tc>
         <w:tc>
           <w:tcPr>
-            <w:tcW w:w="3024" w:type="dxa"/>
+            <w:tcW w:w="3135" w:type="dxa"/>
             <w:tcBorders/>
           </w:tcPr>
           <w:p>
@@ -2991,7 +2991,7 @@
         </w:tc>
         <w:tc>
           <w:tcPr>
-            <w:tcW w:w="3024" w:type="dxa"/>
+            <w:tcW w:w="3136" w:type="dxa"/>
             <w:tcBorders/>
           </w:tcPr>
           <w:p>
@@ -3025,7 +3025,7 @@
       <w:pPr>
         <w:pStyle w:val="BodyText"/>
         <w:bidi w:val="0"/>
-        <w:spacing w:lineRule="auto" w:line="360" w:before="0" w:after="120"/>
+        <w:spacing w:lineRule="auto" w:line="240" w:before="0" w:after="340"/>
         <w:jc w:val="both"/>
         <w:rPr/>
       </w:pPr>
@@ -3105,7 +3105,7 @@
       <w:pPr>
         <w:pStyle w:val="BodyText"/>
         <w:bidi w:val="0"/>
-        <w:spacing w:lineRule="auto" w:line="360" w:before="0" w:after="120"/>
+        <w:spacing w:lineRule="auto" w:line="240" w:before="0" w:after="340"/>
         <w:jc w:val="both"/>
         <w:rPr/>
       </w:pPr>
@@ -3197,7 +3197,7 @@
       <w:pPr>
         <w:pStyle w:val="BodyText"/>
         <w:bidi w:val="0"/>
-        <w:spacing w:lineRule="auto" w:line="360" w:before="0" w:after="120"/>
+        <w:spacing w:lineRule="auto" w:line="240" w:before="0" w:after="340"/>
         <w:jc w:val="both"/>
         <w:rPr/>
       </w:pPr>
@@ -3210,7 +3210,7 @@
       <w:pPr>
         <w:pStyle w:val="BodyText"/>
         <w:bidi w:val="0"/>
-        <w:spacing w:lineRule="auto" w:line="360" w:before="0" w:after="120"/>
+        <w:spacing w:lineRule="auto" w:line="240" w:before="0" w:after="340"/>
         <w:jc w:val="both"/>
         <w:rPr/>
       </w:pPr>
@@ -3235,7 +3235,7 @@
       <w:pPr>
         <w:pStyle w:val="BodyText"/>
         <w:bidi w:val="0"/>
-        <w:spacing w:lineRule="auto" w:line="360" w:before="0" w:after="120"/>
+        <w:spacing w:lineRule="auto" w:line="240" w:before="0" w:after="340"/>
         <w:jc w:val="both"/>
         <w:rPr/>
       </w:pPr>
@@ -3248,7 +3248,7 @@
       <w:pPr>
         <w:pStyle w:val="BodyText"/>
         <w:bidi w:val="0"/>
-        <w:spacing w:lineRule="auto" w:line="360" w:before="0" w:after="120"/>
+        <w:spacing w:lineRule="auto" w:line="240" w:before="0" w:after="340"/>
         <w:jc w:val="both"/>
         <w:rPr/>
       </w:pPr>
@@ -3273,7 +3273,7 @@
       <w:pPr>
         <w:pStyle w:val="BodyText"/>
         <w:bidi w:val="0"/>
-        <w:spacing w:lineRule="auto" w:line="360" w:before="0" w:after="120"/>
+        <w:spacing w:lineRule="auto" w:line="240" w:before="0" w:after="340"/>
         <w:jc w:val="both"/>
         <w:rPr/>
       </w:pPr>
@@ -3286,7 +3286,7 @@
       <w:pPr>
         <w:pStyle w:val="BodyText"/>
         <w:bidi w:val="0"/>
-        <w:spacing w:lineRule="auto" w:line="360" w:before="0" w:after="120"/>
+        <w:spacing w:lineRule="auto" w:line="240" w:before="0" w:after="340"/>
         <w:jc w:val="both"/>
         <w:rPr/>
       </w:pPr>
@@ -3299,7 +3299,7 @@
       <w:pPr>
         <w:pStyle w:val="BodyText"/>
         <w:bidi w:val="0"/>
-        <w:spacing w:lineRule="auto" w:line="360" w:before="0" w:after="120"/>
+        <w:spacing w:lineRule="auto" w:line="240" w:before="0" w:after="340"/>
         <w:jc w:val="both"/>
         <w:rPr/>
       </w:pPr>
@@ -3312,7 +3312,7 @@
       <w:pPr>
         <w:pStyle w:val="BodyText"/>
         <w:bidi w:val="0"/>
-        <w:spacing w:lineRule="auto" w:line="360" w:before="0" w:after="120"/>
+        <w:spacing w:lineRule="auto" w:line="240" w:before="0" w:after="340"/>
         <w:jc w:val="both"/>
         <w:rPr/>
       </w:pPr>
@@ -3325,7 +3325,7 @@
       <w:pPr>
         <w:pStyle w:val="BodyText"/>
         <w:bidi w:val="0"/>
-        <w:spacing w:lineRule="auto" w:line="360" w:before="0" w:after="120"/>
+        <w:spacing w:lineRule="auto" w:line="240" w:before="0" w:after="340"/>
         <w:jc w:val="both"/>
         <w:rPr/>
       </w:pPr>
@@ -3338,7 +3338,7 @@
       <w:pPr>
         <w:pStyle w:val="BodyText"/>
         <w:bidi w:val="0"/>
-        <w:spacing w:lineRule="auto" w:line="360" w:before="0" w:after="120"/>
+        <w:spacing w:lineRule="auto" w:line="240" w:before="0" w:after="340"/>
         <w:jc w:val="both"/>
         <w:rPr/>
       </w:pPr>
@@ -3351,7 +3351,7 @@
       <w:pPr>
         <w:pStyle w:val="BodyText"/>
         <w:bidi w:val="0"/>
-        <w:spacing w:lineRule="auto" w:line="360" w:before="0" w:after="120"/>
+        <w:spacing w:lineRule="auto" w:line="240" w:before="0" w:after="340"/>
         <w:jc w:val="both"/>
         <w:rPr/>
       </w:pPr>
@@ -3364,7 +3364,7 @@
       <w:pPr>
         <w:pStyle w:val="BodyText"/>
         <w:bidi w:val="0"/>
-        <w:spacing w:lineRule="auto" w:line="360" w:before="0" w:after="120"/>
+        <w:spacing w:lineRule="auto" w:line="240" w:before="0" w:after="340"/>
         <w:jc w:val="both"/>
         <w:rPr/>
       </w:pPr>
@@ -3377,7 +3377,7 @@
       <w:pPr>
         <w:pStyle w:val="BodyText"/>
         <w:bidi w:val="0"/>
-        <w:spacing w:lineRule="auto" w:line="360" w:before="0" w:after="120"/>
+        <w:spacing w:lineRule="auto" w:line="240" w:before="0" w:after="340"/>
         <w:jc w:val="both"/>
         <w:rPr/>
       </w:pPr>
@@ -3390,7 +3390,7 @@
       <w:pPr>
         <w:pStyle w:val="BodyText"/>
         <w:bidi w:val="0"/>
-        <w:spacing w:lineRule="auto" w:line="360" w:before="0" w:after="120"/>
+        <w:spacing w:lineRule="auto" w:line="240" w:before="0" w:after="340"/>
         <w:jc w:val="both"/>
         <w:rPr/>
       </w:pPr>
@@ -3403,7 +3403,7 @@
       <w:pPr>
         <w:pStyle w:val="BodyText"/>
         <w:bidi w:val="0"/>
-        <w:spacing w:lineRule="auto" w:line="360" w:before="0" w:after="120"/>
+        <w:spacing w:lineRule="auto" w:line="240" w:before="0" w:after="340"/>
         <w:jc w:val="both"/>
         <w:rPr/>
       </w:pPr>
@@ -3416,7 +3416,7 @@
       <w:pPr>
         <w:pStyle w:val="BodyText"/>
         <w:bidi w:val="0"/>
-        <w:spacing w:lineRule="auto" w:line="360" w:before="0" w:after="120"/>
+        <w:spacing w:lineRule="auto" w:line="240" w:before="0" w:after="340"/>
         <w:jc w:val="both"/>
         <w:rPr/>
       </w:pPr>
@@ -3429,7 +3429,7 @@
       <w:pPr>
         <w:pStyle w:val="BodyText"/>
         <w:bidi w:val="0"/>
-        <w:spacing w:lineRule="auto" w:line="360" w:before="0" w:after="120"/>
+        <w:spacing w:lineRule="auto" w:line="240" w:before="0" w:after="340"/>
         <w:jc w:val="both"/>
         <w:rPr/>
       </w:pPr>
@@ -3442,7 +3442,7 @@
       <w:pPr>
         <w:pStyle w:val="BodyText"/>
         <w:bidi w:val="0"/>
-        <w:spacing w:lineRule="auto" w:line="360" w:before="0" w:after="120"/>
+        <w:spacing w:lineRule="auto" w:line="240" w:before="0" w:after="340"/>
         <w:jc w:val="both"/>
         <w:rPr/>
       </w:pPr>
@@ -3455,7 +3455,7 @@
       <w:pPr>
         <w:pStyle w:val="BodyText"/>
         <w:bidi w:val="0"/>
-        <w:spacing w:lineRule="auto" w:line="360" w:before="0" w:after="120"/>
+        <w:spacing w:lineRule="auto" w:line="240" w:before="0" w:after="340"/>
         <w:jc w:val="both"/>
         <w:rPr/>
       </w:pPr>
@@ -3468,7 +3468,7 @@
       <w:pPr>
         <w:pStyle w:val="BodyText"/>
         <w:bidi w:val="0"/>
-        <w:spacing w:lineRule="auto" w:line="360" w:before="0" w:after="120"/>
+        <w:spacing w:lineRule="auto" w:line="240" w:before="0" w:after="340"/>
         <w:jc w:val="both"/>
         <w:rPr/>
       </w:pPr>
@@ -3481,7 +3481,7 @@
       <w:pPr>
         <w:pStyle w:val="BodyText"/>
         <w:bidi w:val="0"/>
-        <w:spacing w:lineRule="auto" w:line="360" w:before="0" w:after="120"/>
+        <w:spacing w:lineRule="auto" w:line="240" w:before="0" w:after="340"/>
         <w:jc w:val="both"/>
         <w:rPr/>
       </w:pPr>
@@ -3494,7 +3494,7 @@
       <w:pPr>
         <w:pStyle w:val="BodyText"/>
         <w:bidi w:val="0"/>
-        <w:spacing w:lineRule="auto" w:line="360" w:before="0" w:after="120"/>
+        <w:spacing w:lineRule="auto" w:line="240" w:before="0" w:after="340"/>
         <w:jc w:val="both"/>
         <w:rPr/>
       </w:pPr>
@@ -3509,7 +3509,7 @@
         <w:numFmt w:val="decimal"/>
       </w:footnotePr>
       <w:type w:val="nextPage"/>
-      <w:pgSz w:w="11906" w:h="16838"/>
+      <w:pgSz w:w="12240" w:h="15840"/>
       <w:pgMar w:left="1417" w:right="1417" w:gutter="0" w:header="0" w:top="1417" w:footer="1417" w:bottom="1976"/>
       <w:pgNumType w:fmt="decimal"/>
       <w:formProt w:val="false"/>
@@ -3580,7 +3580,7 @@
     </w:r>
     <w:r>
       <w:rPr/>
-      <w:t>22</w:t>
+      <w:t>24</w:t>
     </w:r>
     <w:r>
       <w:rPr/>
@@ -3621,7 +3621,7 @@
       <w:pPr>
         <w:pStyle w:val="BodyText"/>
         <w:bidi w:val="0"/>
-        <w:spacing w:lineRule="auto" w:line="360" w:before="0" w:after="120"/>
+        <w:spacing w:lineRule="auto" w:line="240" w:before="0" w:after="340"/>
         <w:jc w:val="both"/>
         <w:rPr/>
       </w:pPr>
@@ -3642,7 +3642,7 @@
       <w:pPr>
         <w:pStyle w:val="BodyText"/>
         <w:bidi w:val="0"/>
-        <w:spacing w:lineRule="auto" w:line="360" w:before="0" w:after="120"/>
+        <w:spacing w:lineRule="auto" w:line="240" w:before="0" w:after="340"/>
         <w:jc w:val="both"/>
         <w:rPr/>
       </w:pPr>
@@ -3663,7 +3663,7 @@
       <w:pPr>
         <w:pStyle w:val="BodyText"/>
         <w:bidi w:val="0"/>
-        <w:spacing w:lineRule="auto" w:line="360" w:before="0" w:after="120"/>
+        <w:spacing w:lineRule="auto" w:line="240" w:before="0" w:after="340"/>
         <w:jc w:val="both"/>
         <w:rPr/>
       </w:pPr>
@@ -3942,11 +3942,11 @@
     <w:name w:val="Body Text"/>
     <w:basedOn w:val="Normal"/>
     <w:pPr>
-      <w:spacing w:lineRule="auto" w:line="360" w:before="0" w:after="120"/>
+      <w:spacing w:lineRule="auto" w:line="240" w:before="0" w:after="340"/>
       <w:jc w:val="both"/>
     </w:pPr>
     <w:rPr>
-      <w:rFonts w:ascii="Times New Roman" w:hAnsi="Times New Roman"/>
+      <w:rFonts w:ascii="Comic Sans MS" w:hAnsi="Comic Sans MS"/>
       <w:sz w:val="24"/>
     </w:rPr>
   </w:style>
